--- a/papers/01_Architecture.docx
+++ b/papers/01_Architecture.docx
@@ -2889,6 +2889,12 @@
           <w:sz w:val="22"/>
         </w:rPr>
         <w:t>This is the Cantillon Effect, named for the eighteenth-century economist Richard Cantillon: whoever receives new money first benefits at full purchasing power; whoever receives it last absorbs the inflation it caused. In the current system, the first recipients are always banks. The last recipients are always wage earners and savers.</w:t>
+      </w:r>
+    </w:p>
+    <w:p>
+      <w:r>
+        <w:rPr/>
+        <w:t xml:space="preserve">The mechanism is now quantified in the macroeconomic model (Neo-Solon, 2026e, Section 3.2b): a diffusion-on-network simulation with empirically grounded price stickiness, injection scale, and injection-layer topology shows that the resulting real-advantage gradient is set by where new money enters the spending network, nearly independently of how much enters or how fast prices adjust — and that per-citizen injection is the gradient’s zero point, with the distributional tilt of any mixed regime linear in the share routed hierarchically.</w:t>
       </w:r>
     </w:p>
     <w:p>
